--- a/HomoNoxius-reference.docx
+++ b/HomoNoxius-reference.docx
@@ -7,7 +7,7 @@
         <w:pStyle w:val="Title"/>
       </w:pPr>
       <w:r>
-        <w:t xml:space="preserve">Title</w:t>
+        <w:t>Homo Noxius</w:t>
       </w:r>
     </w:p>
     <w:p>
@@ -15,7 +15,7 @@
         <w:pStyle w:val="Subtitle"/>
       </w:pPr>
       <w:r>
-        <w:t xml:space="preserve">Subtitle</w:t>
+        <w:t>Word reference style specimen</w:t>
       </w:r>
     </w:p>
     <w:p>
@@ -23,7 +23,7 @@
         <w:pStyle w:val="Author"/>
       </w:pPr>
       <w:r>
-        <w:t xml:space="preserve">Author</w:t>
+        <w:t>Blackwood Editions</w:t>
       </w:r>
     </w:p>
     <w:p>
@@ -31,299 +31,7 @@
         <w:pStyle w:val="Date"/>
       </w:pPr>
       <w:r>
-        <w:t xml:space="preserve">Date</w:t>
-      </w:r>
-    </w:p>
-    <w:p>
-      <w:pPr>
-        <w:pStyle w:val="Abstract"/>
-      </w:pPr>
-      <w:r>
-        <w:t xml:space="preserve">Abstract</w:t>
-      </w:r>
-    </w:p>
-    <w:p>
-      <w:pPr>
-        <w:pStyle w:val="Heading1"/>
-      </w:pPr>
-      <w:bookmarkStart w:id="21" w:name="heading-1"/>
-      <w:r>
-        <w:t xml:space="preserve">Heading 1</w:t>
-      </w:r>
-      <w:bookmarkEnd w:id="21"/>
-    </w:p>
-    <w:p>
-      <w:pPr>
-        <w:pStyle w:val="Heading2"/>
-      </w:pPr>
-      <w:bookmarkStart w:id="22" w:name="heading-2"/>
-      <w:r>
-        <w:t xml:space="preserve">Heading 2</w:t>
-      </w:r>
-      <w:bookmarkEnd w:id="22"/>
-    </w:p>
-    <w:p>
-      <w:pPr>
-        <w:pStyle w:val="Heading3"/>
-      </w:pPr>
-      <w:bookmarkStart w:id="23" w:name="heading-3"/>
-      <w:r>
-        <w:t xml:space="preserve">Heading 3</w:t>
-      </w:r>
-      <w:bookmarkEnd w:id="23"/>
-    </w:p>
-    <w:p>
-      <w:pPr>
-        <w:pStyle w:val="Heading4"/>
-      </w:pPr>
-      <w:bookmarkStart w:id="24" w:name="heading-4"/>
-      <w:r>
-        <w:t xml:space="preserve">Heading 4</w:t>
-      </w:r>
-      <w:bookmarkEnd w:id="24"/>
-    </w:p>
-    <w:p>
-      <w:pPr>
-        <w:pStyle w:val="Heading5"/>
-      </w:pPr>
-      <w:bookmarkStart w:id="25" w:name="heading-5"/>
-      <w:r>
-        <w:t xml:space="preserve">Heading 5</w:t>
-      </w:r>
-      <w:bookmarkEnd w:id="25"/>
-    </w:p>
-    <w:p>
-      <w:pPr>
-        <w:pStyle w:val="Heading6"/>
-      </w:pPr>
-      <w:bookmarkStart w:id="26" w:name="heading-6"/>
-      <w:r>
-        <w:t xml:space="preserve">Heading 6</w:t>
-      </w:r>
-      <w:bookmarkEnd w:id="26"/>
-    </w:p>
-    <w:p>
-      <w:pPr>
-        <w:pStyle w:val="Heading7"/>
-      </w:pPr>
-      <w:bookmarkStart w:id="27" w:name="heading-7"/>
-      <w:r>
-        <w:t xml:space="preserve">Heading 7</w:t>
-      </w:r>
-      <w:bookmarkEnd w:id="27"/>
-    </w:p>
-    <w:p>
-      <w:pPr>
-        <w:pStyle w:val="Heading8"/>
-      </w:pPr>
-      <w:bookmarkStart w:id="28" w:name="heading-8"/>
-      <w:r>
-        <w:t xml:space="preserve">Heading 8</w:t>
-      </w:r>
-      <w:bookmarkEnd w:id="28"/>
-    </w:p>
-    <w:p>
-      <w:pPr>
-        <w:pStyle w:val="Heading9"/>
-      </w:pPr>
-      <w:bookmarkStart w:id="29" w:name="heading-9"/>
-      <w:r>
-        <w:t xml:space="preserve">Heading 9</w:t>
-      </w:r>
-      <w:bookmarkEnd w:id="29"/>
-    </w:p>
-    <w:p>
-      <w:pPr>
-        <w:pStyle w:val="FirstParagraph"/>
-      </w:pPr>
-      <w:r>
-        <w:t xml:space="preserve">First Paragraph.</w:t>
-      </w:r>
-    </w:p>
-    <w:p>
-      <w:pPr>
-        <w:pStyle w:val="BodyText"/>
-      </w:pPr>
-      <w:r>
-        <w:t xml:space="preserve">Body Text. Body Text Char.</w:t>
-      </w:r>
-      <w:r>
-        <w:t xml:space="preserve"> </w:t>
-      </w:r>
-      <w:r>
-        <w:rPr>
-          <w:rStyle w:val="VerbatimChar"/>
-        </w:rPr>
-        <w:t xml:space="preserve">Verbatim Char</w:t>
-      </w:r>
-      <w:r>
-        <w:t xml:space="preserve">.</w:t>
-      </w:r>
-      <w:r>
-        <w:t xml:space="preserve"> </w:t>
-      </w:r>
-      <w:hyperlink r:id="rId30">
-        <w:r>
-          <w:rPr>
-            <w:rStyle w:val="Hyperlink"/>
-          </w:rPr>
-          <w:t xml:space="preserve">Hyperlink</w:t>
-        </w:r>
-      </w:hyperlink>
-      <w:r>
-        <w:t xml:space="preserve">.</w:t>
-      </w:r>
-      <w:r>
-        <w:t xml:space="preserve"> </w:t>
-      </w:r>
-      <w:r>
-        <w:t xml:space="preserve">Footnote.</w:t>
-      </w:r>
-      <w:r>
-        <w:rPr>
-          <w:rStyle w:val="FootnoteReference"/>
-        </w:rPr>
-        <w:footnoteReference w:id="31"/>
-      </w:r>
-    </w:p>
-    <w:p>
-      <w:pPr>
-        <w:pStyle w:val="BlockText"/>
-      </w:pPr>
-      <w:r>
-        <w:t xml:space="preserve">Block Text.</w:t>
-      </w:r>
-    </w:p>
-    <w:p>
-      <w:pPr>
-        <w:pStyle w:val="TableCaption"/>
-      </w:pPr>
-      <w:r>
-        <w:t xml:space="preserve">Table caption.</w:t>
-      </w:r>
-    </w:p>
-    <w:tbl>
-      <w:tblPr>
-        <w:tblStyle w:val="Table"/>
-        <w:tblLook w:firstRow="1"/>
-        <w:tblCaption w:val="Table caption."/>
-      </w:tblPr>
-      <w:tblGrid/>
-      <w:tr>
-        <w:trPr>
-          <w:cnfStyle w:firstRow="1" w:val="100000000000"/>
-        </w:trPr>
-        <w:tc>
-          <w:tcPr>
-            <w:tcBorders>
-              <w:bottom w:val="single"/>
-            </w:tcBorders>
-            <w:vAlign w:val="bottom"/>
-          </w:tcPr>
-          <w:p>
-            <w:pPr>
-              <w:pStyle w:val="Compact"/>
-              <w:jc w:val="left"/>
-            </w:pPr>
-            <w:r>
-              <w:t xml:space="preserve">Table</w:t>
-            </w:r>
-          </w:p>
-        </w:tc>
-        <w:tc>
-          <w:tcPr>
-            <w:tcBorders>
-              <w:bottom w:val="single"/>
-            </w:tcBorders>
-            <w:vAlign w:val="bottom"/>
-          </w:tcPr>
-          <w:p>
-            <w:pPr>
-              <w:pStyle w:val="Compact"/>
-              <w:jc w:val="left"/>
-            </w:pPr>
-            <w:r>
-              <w:t xml:space="preserve">Table</w:t>
-            </w:r>
-          </w:p>
-        </w:tc>
-      </w:tr>
-      <w:tr>
-        <w:tc>
-          <w:p>
-            <w:pPr>
-              <w:pStyle w:val="Compact"/>
-              <w:jc w:val="left"/>
-            </w:pPr>
-            <w:r>
-              <w:t xml:space="preserve">1</w:t>
-            </w:r>
-          </w:p>
-        </w:tc>
-        <w:tc>
-          <w:p>
-            <w:pPr>
-              <w:pStyle w:val="Compact"/>
-              <w:jc w:val="left"/>
-            </w:pPr>
-            <w:r>
-              <w:t xml:space="preserve">2</w:t>
-            </w:r>
-          </w:p>
-        </w:tc>
-      </w:tr>
-    </w:tbl>
-    <w:p>
-      <w:pPr>
-        <w:pStyle w:val="ImageCaption"/>
-      </w:pPr>
-      <w:r>
-        <w:t xml:space="preserve">Image Caption</w:t>
-      </w:r>
-    </w:p>
-    <w:p>
-      <w:pPr>
-        <w:pStyle w:val="DefinitionTerm"/>
-      </w:pPr>
-      <w:r>
-        <w:t xml:space="preserve">DefinitionTerm</w:t>
-      </w:r>
-    </w:p>
-    <w:p>
-      <w:pPr>
-        <w:pStyle w:val="Definition"/>
-      </w:pPr>
-      <w:r>
-        <w:t xml:space="preserve">Definition</w:t>
-      </w:r>
-    </w:p>
-    <w:p>
-      <w:pPr>
-        <w:pStyle w:val="DefinitionTerm"/>
-      </w:pPr>
-      <w:r>
-        <w:t xml:space="preserve">DefinitionTerm</w:t>
-      </w:r>
-    </w:p>
-    <w:p>
-      <w:pPr>
-        <w:pStyle w:val="Definition"/>
-      </w:pPr>
-      <w:r>
-        <w:t xml:space="preserve">Definition</w:t>
-      </w:r>
-    </w:p>
-    <w:p>
-      <w:r>
-        <w:br w:type="page"/>
-      </w:r>
-    </w:p>
-    <w:p>
-      <w:pPr>
-        <w:pStyle w:val="Heading2"/>
-      </w:pPr>
-      <w:r>
-        <w:t>Homo Noxius custom styles</w:t>
+        <w:t>Six-by-nine-inch manuscript edition</w:t>
       </w:r>
     </w:p>
     <w:p>
@@ -602,7 +310,7 @@
         <w:sz w:val="18"/>
       </w:rPr>
       <w:fldChar w:fldCharType="begin" w:dirty="true"/>
-      <w:instrText xml:space="preserve"> STYLEREF "Heading 1" </w:instrText>
+      <w:instrText xml:space="preserve"> STYLEREF "HN Chapter Title" </w:instrText>
       <w:fldChar w:fldCharType="separate"/>
       <w:t>Chapter</w:t>
       <w:fldChar w:fldCharType="end"/>
@@ -783,7 +491,7 @@
       <w:pageBreakBefore w:val="0"/>
       <w:widowControl/>
       <w:spacing w:before="0" w:after="0" w:lineRule="auto" w:line="256"/>
-      <w:ind w:firstLine="253" w:left="0" w:right="0"/>
+      <w:ind w:left="0" w:right="0" w:firstLine="253"/>
       <w:jc w:val="both"/>
     </w:pPr>
     <w:rPr>
@@ -793,6 +501,7 @@
       <w:smallCaps w:val="0"/>
       <w:color w:val="1E1B18"/>
       <w:sz w:val="22"/>
+      <w:szCs w:val="22"/>
       <w:lang w:val="en-GB" w:eastAsia="en-GB" w:bidi="en-GB"/>
     </w:rPr>
   </w:style>
@@ -807,7 +516,7 @@
       <w:pageBreakBefore w:val="0"/>
       <w:widowControl/>
       <w:spacing w:before="0" w:after="0" w:lineRule="auto" w:line="256"/>
-      <w:ind w:firstLine="253" w:left="0" w:right="0"/>
+      <w:ind w:left="0" w:right="0" w:firstLine="253"/>
       <w:jc w:val="both"/>
     </w:pPr>
     <w:rPr>
@@ -817,6 +526,7 @@
       <w:smallCaps w:val="0"/>
       <w:color w:val="1E1B18"/>
       <w:sz w:val="22"/>
+      <w:szCs w:val="22"/>
       <w:lang w:val="en-GB" w:eastAsia="en-GB" w:bidi="en-GB"/>
     </w:rPr>
   </w:style>
@@ -831,7 +541,7 @@
       <w:pageBreakBefore w:val="0"/>
       <w:widowControl/>
       <w:spacing w:before="0" w:after="0" w:lineRule="auto" w:line="256"/>
-      <w:ind w:firstLine="0" w:left="0" w:right="0"/>
+      <w:ind w:left="0" w:right="0" w:firstLine="0"/>
       <w:jc w:val="both"/>
     </w:pPr>
     <w:rPr>
@@ -841,6 +551,7 @@
       <w:smallCaps w:val="0"/>
       <w:color w:val="1E1B18"/>
       <w:sz w:val="22"/>
+      <w:szCs w:val="22"/>
       <w:lang w:val="en-GB" w:eastAsia="en-GB" w:bidi="en-GB"/>
     </w:rPr>
   </w:style>
@@ -854,7 +565,7 @@
       <w:pageBreakBefore w:val="0"/>
       <w:widowControl/>
       <w:spacing w:before="0" w:after="0" w:lineRule="auto" w:line="245"/>
-      <w:ind w:firstLine="0" w:left="0" w:right="0"/>
+      <w:ind w:left="0" w:right="0" w:firstLine="0"/>
       <w:jc w:val="both"/>
     </w:pPr>
     <w:rPr>
@@ -864,6 +575,7 @@
       <w:smallCaps w:val="0"/>
       <w:color w:val="1E1B18"/>
       <w:sz w:val="20"/>
+      <w:szCs w:val="20"/>
       <w:lang w:val="en-GB" w:eastAsia="en-GB" w:bidi="en-GB"/>
     </w:rPr>
   </w:style>
@@ -881,7 +593,7 @@
       <w:pageBreakBefore w:val="0"/>
       <w:widowControl w:val="0"/>
       <w:spacing w:after="500" w:line="240" w:lineRule="auto" w:before="1800"/>
-      <w:ind w:firstLine="0" w:left="1368" w:right="1368"/>
+      <w:ind w:left="1368" w:right="1368" w:firstLine="0"/>
       <w:contextualSpacing/>
       <w:jc w:val="center"/>
       <w:pBdr>
@@ -889,13 +601,13 @@
       </w:pBdr>
     </w:pPr>
     <w:rPr>
-      <w:rFonts w:asciiTheme="majorHAnsi" w:eastAsiaTheme="majorEastAsia" w:hAnsiTheme="majorHAnsi" w:cstheme="majorBidi" w:ascii="EB Garamond" w:hAnsi="EB Garamond" w:cs="EB Garamond" w:eastAsia="EB Garamond"/>
+      <w:rFonts w:ascii="EB Garamond" w:hAnsi="EB Garamond" w:cs="EB Garamond" w:eastAsia="EB Garamond"/>
       <w:b w:val="0"/>
       <w:i w:val="0"/>
       <w:smallCaps/>
       <w:color w:val="1E1B18"/>
-      <w:sz w:val="49"/>
-      <w:szCs w:val="56"/>
+      <w:sz w:val="50"/>
+      <w:szCs w:val="50"/>
       <w:lang w:val="en-GB" w:eastAsia="en-GB" w:bidi="en-GB"/>
     </w:rPr>
   </w:style>
@@ -906,9 +618,14 @@
     <w:uiPriority w:val="10"/>
     <w:rsid w:val="00A10FD9"/>
     <w:rPr>
-      <w:rFonts w:asciiTheme="majorHAnsi" w:eastAsiaTheme="majorEastAsia" w:hAnsiTheme="majorHAnsi" w:cstheme="majorBidi"/>
-      <w:sz w:val="56"/>
-      <w:szCs w:val="56"/>
+      <w:rFonts w:ascii="EB Garamond" w:hAnsi="EB Garamond" w:cs="EB Garamond" w:eastAsia="EB Garamond"/>
+      <w:b w:val="0"/>
+      <w:i w:val="0"/>
+      <w:smallCaps/>
+      <w:color w:val="1E1B18"/>
+      <w:sz w:val="50"/>
+      <w:szCs w:val="50"/>
+      <w:lang w:val="en-GB" w:eastAsia="en-GB" w:bidi="en-GB"/>
     </w:rPr>
   </w:style>
   <w:style w:type="paragraph" w:styleId="Subtitle">
@@ -928,17 +645,17 @@
         <w:ilvl w:val="1"/>
       </w:numPr>
       <w:spacing w:before="0" w:after="160" w:lineRule="auto" w:line="240"/>
-      <w:ind w:firstLine="0" w:left="0" w:right="0"/>
+      <w:ind w:left="0" w:right="0" w:firstLine="0"/>
       <w:jc w:val="center"/>
     </w:pPr>
     <w:rPr>
-      <w:rFonts w:eastAsiaTheme="majorEastAsia" w:cstheme="majorBidi" w:ascii="EB Garamond" w:hAnsi="EB Garamond" w:cs="EB Garamond" w:eastAsia="EB Garamond"/>
+      <w:rFonts w:ascii="EB Garamond" w:hAnsi="EB Garamond" w:cs="EB Garamond" w:eastAsia="EB Garamond"/>
       <w:b w:val="0"/>
       <w:i/>
       <w:smallCaps w:val="0"/>
       <w:color w:val="1E1B18"/>
       <w:sz w:val="22"/>
-      <w:szCs w:val="28"/>
+      <w:szCs w:val="22"/>
       <w:lang w:val="en-GB" w:eastAsia="en-GB" w:bidi="en-GB"/>
     </w:rPr>
   </w:style>
@@ -949,11 +666,14 @@
     <w:uiPriority w:val="11"/>
     <w:rsid w:val="00A10FD9"/>
     <w:rPr>
-      <w:rFonts w:eastAsiaTheme="majorEastAsia" w:cstheme="majorBidi"/>
-      <w:color w:val="595959" w:themeColor="text1" w:themeTint="A6"/>
-      <w:spacing w:val="15"/>
-      <w:sz w:val="28"/>
-      <w:szCs w:val="28"/>
+      <w:rFonts w:ascii="EB Garamond" w:hAnsi="EB Garamond" w:cs="EB Garamond" w:eastAsia="EB Garamond"/>
+      <w:b w:val="0"/>
+      <w:i/>
+      <w:smallCaps w:val="0"/>
+      <w:color w:val="1E1B18"/>
+      <w:sz w:val="22"/>
+      <w:szCs w:val="22"/>
+      <w:lang w:val="en-GB" w:eastAsia="en-GB" w:bidi="en-GB"/>
     </w:rPr>
   </w:style>
   <w:style w:type="paragraph" w:customStyle="1" w:styleId="Author">
@@ -967,7 +687,7 @@
       <w:pageBreakBefore w:val="0"/>
       <w:widowControl/>
       <w:spacing w:before="80" w:after="80" w:lineRule="auto" w:line="240"/>
-      <w:ind w:firstLine="0" w:left="0" w:right="0"/>
+      <w:ind w:left="0" w:right="0" w:firstLine="0"/>
       <w:jc w:val="center"/>
     </w:pPr>
     <w:rPr>
@@ -977,7 +697,7 @@
       <w:smallCaps w:val="0"/>
       <w:color w:val="1E1B18"/>
       <w:sz w:val="20"/>
-      <w:szCs w:val="24"/>
+      <w:szCs w:val="20"/>
       <w:lang w:val="en-GB" w:eastAsia="en-GB" w:bidi="en-GB"/>
     </w:rPr>
   </w:style>
@@ -992,7 +712,7 @@
       <w:pageBreakBefore w:val="0"/>
       <w:widowControl/>
       <w:spacing w:before="80" w:after="80" w:lineRule="auto" w:line="240"/>
-      <w:ind w:firstLine="0" w:left="0" w:right="0"/>
+      <w:ind w:left="0" w:right="0" w:firstLine="0"/>
       <w:jc w:val="center"/>
     </w:pPr>
     <w:rPr>
@@ -1002,7 +722,7 @@
       <w:smallCaps w:val="0"/>
       <w:color w:val="1E1B18"/>
       <w:sz w:val="18"/>
-      <w:szCs w:val="24"/>
+      <w:szCs w:val="18"/>
       <w:lang w:val="en-GB" w:eastAsia="en-GB" w:bidi="en-GB"/>
     </w:rPr>
   </w:style>
@@ -1017,7 +737,7 @@
       <w:pageBreakBefore w:val="0"/>
       <w:widowControl/>
       <w:spacing w:before="360" w:after="160" w:lineRule="auto" w:line="240"/>
-      <w:ind w:firstLine="0" w:left="0" w:right="0"/>
+      <w:ind w:left="0" w:right="0" w:firstLine="0"/>
       <w:jc w:val="center"/>
     </w:pPr>
     <w:rPr>
@@ -1027,7 +747,7 @@
       <w:smallCaps/>
       <w:color w:val="1E1B18"/>
       <w:sz w:val="24"/>
-      <w:szCs w:val="20"/>
+      <w:szCs w:val="24"/>
       <w:lang w:val="en-GB" w:eastAsia="en-GB" w:bidi="en-GB"/>
     </w:rPr>
   </w:style>
@@ -1042,7 +762,7 @@
       <w:pageBreakBefore w:val="0"/>
       <w:widowControl/>
       <w:spacing w:before="360" w:after="200" w:lineRule="auto" w:line="250"/>
-      <w:ind w:firstLine="0" w:left="792" w:right="792"/>
+      <w:ind w:left="792" w:right="792" w:firstLine="0"/>
       <w:jc w:val="left"/>
     </w:pPr>
     <w:rPr>
@@ -1052,7 +772,7 @@
       <w:smallCaps w:val="0"/>
       <w:color w:val="1E1B18"/>
       <w:sz w:val="21"/>
-      <w:szCs w:val="20"/>
+      <w:szCs w:val="21"/>
       <w:lang w:val="en-GB" w:eastAsia="en-GB" w:bidi="en-GB"/>
     </w:rPr>
   </w:style>
@@ -1078,18 +798,18 @@
       <w:pageBreakBefore/>
       <w:widowControl w:val="0"/>
       <w:spacing w:before="1520" w:after="240" w:lineRule="auto" w:line="240"/>
-      <w:ind w:firstLine="0" w:left="0" w:right="0"/>
+      <w:ind w:left="0" w:right="0" w:firstLine="0"/>
       <w:jc w:val="center"/>
       <w:outlineLvl w:val="0"/>
     </w:pPr>
     <w:rPr>
-      <w:rFonts w:asciiTheme="majorHAnsi" w:eastAsiaTheme="majorEastAsia" w:hAnsiTheme="majorHAnsi" w:cstheme="majorBidi" w:ascii="EB Garamond" w:hAnsi="EB Garamond" w:cs="EB Garamond" w:eastAsia="EB Garamond"/>
+      <w:rFonts w:ascii="EB Garamond" w:hAnsi="EB Garamond" w:cs="EB Garamond" w:eastAsia="EB Garamond"/>
       <w:b w:val="0"/>
       <w:i w:val="0"/>
       <w:smallCaps/>
       <w:color w:val="1E1B18"/>
       <w:sz w:val="34"/>
-      <w:szCs w:val="40"/>
+      <w:szCs w:val="34"/>
       <w:lang w:val="en-GB" w:eastAsia="en-GB" w:bidi="en-GB"/>
     </w:rPr>
   </w:style>
@@ -1109,18 +829,18 @@
       <w:pageBreakBefore w:val="0"/>
       <w:widowControl/>
       <w:spacing w:before="560" w:after="200" w:lineRule="auto" w:line="240"/>
-      <w:ind w:firstLine="0" w:left="0" w:right="0"/>
+      <w:ind w:left="0" w:right="0" w:firstLine="0"/>
       <w:jc w:val="center"/>
       <w:outlineLvl w:val="1"/>
     </w:pPr>
     <w:rPr>
-      <w:rFonts w:asciiTheme="majorHAnsi" w:eastAsiaTheme="majorEastAsia" w:hAnsiTheme="majorHAnsi" w:cstheme="majorBidi" w:ascii="EB Garamond" w:hAnsi="EB Garamond" w:cs="EB Garamond" w:eastAsia="EB Garamond"/>
+      <w:rFonts w:ascii="EB Garamond" w:hAnsi="EB Garamond" w:cs="EB Garamond" w:eastAsia="EB Garamond"/>
       <w:b w:val="0"/>
       <w:i w:val="0"/>
       <w:smallCaps/>
       <w:color w:val="1E1B18"/>
-      <w:sz w:val="28"/>
-      <w:szCs w:val="32"/>
+      <w:sz w:val="29"/>
+      <w:szCs w:val="29"/>
       <w:lang w:val="en-GB" w:eastAsia="en-GB" w:bidi="en-GB"/>
     </w:rPr>
   </w:style>
@@ -1140,18 +860,18 @@
       <w:pageBreakBefore w:val="0"/>
       <w:widowControl/>
       <w:spacing w:before="320" w:after="120" w:lineRule="auto" w:line="240"/>
-      <w:ind w:firstLine="0" w:left="0" w:right="0"/>
+      <w:ind w:left="0" w:right="0" w:firstLine="0"/>
       <w:jc w:val="left"/>
       <w:outlineLvl w:val="2"/>
     </w:pPr>
     <w:rPr>
-      <w:rFonts w:eastAsiaTheme="majorEastAsia" w:cstheme="majorBidi" w:ascii="EB Garamond" w:hAnsi="EB Garamond" w:cs="EB Garamond" w:eastAsia="EB Garamond"/>
+      <w:rFonts w:ascii="EB Garamond" w:hAnsi="EB Garamond" w:cs="EB Garamond" w:eastAsia="EB Garamond"/>
       <w:b w:val="0"/>
       <w:i w:val="0"/>
       <w:smallCaps/>
       <w:color w:val="1E1B18"/>
       <w:sz w:val="22"/>
-      <w:szCs w:val="28"/>
+      <w:szCs w:val="22"/>
       <w:lang w:val="en-GB" w:eastAsia="en-GB" w:bidi="en-GB"/>
       <w:spacing w:val="8"/>
     </w:rPr>
@@ -1172,18 +892,19 @@
       <w:pageBreakBefore w:val="0"/>
       <w:widowControl/>
       <w:spacing w:before="240" w:after="80" w:lineRule="auto" w:line="240"/>
-      <w:ind w:firstLine="0" w:left="0" w:right="0"/>
+      <w:ind w:left="0" w:right="0" w:firstLine="0"/>
       <w:jc w:val="left"/>
       <w:outlineLvl w:val="3"/>
     </w:pPr>
     <w:rPr>
-      <w:rFonts w:eastAsiaTheme="majorEastAsia" w:cstheme="majorBidi" w:ascii="EB Garamond" w:hAnsi="EB Garamond" w:cs="EB Garamond" w:eastAsia="EB Garamond"/>
+      <w:rFonts w:ascii="EB Garamond" w:hAnsi="EB Garamond" w:cs="EB Garamond" w:eastAsia="EB Garamond"/>
       <w:b w:val="0"/>
       <w:i w:val="0"/>
       <w:iCs/>
       <w:smallCaps/>
       <w:color w:val="1E1B18"/>
       <w:sz w:val="24"/>
+      <w:szCs w:val="24"/>
       <w:lang w:val="en-GB" w:eastAsia="en-GB" w:bidi="en-GB"/>
     </w:rPr>
   </w:style>
@@ -1203,17 +924,18 @@
       <w:pageBreakBefore w:val="0"/>
       <w:widowControl/>
       <w:spacing w:before="240" w:after="80" w:lineRule="auto" w:line="240"/>
-      <w:ind w:firstLine="0" w:left="0" w:right="0"/>
+      <w:ind w:left="0" w:right="0" w:firstLine="0"/>
       <w:jc w:val="left"/>
       <w:outlineLvl w:val="4"/>
     </w:pPr>
     <w:rPr>
-      <w:rFonts w:eastAsiaTheme="majorEastAsia" w:cstheme="majorBidi" w:ascii="EB Garamond" w:hAnsi="EB Garamond" w:cs="EB Garamond" w:eastAsia="EB Garamond"/>
+      <w:rFonts w:ascii="EB Garamond" w:hAnsi="EB Garamond" w:cs="EB Garamond" w:eastAsia="EB Garamond"/>
       <w:b w:val="0"/>
       <w:i w:val="0"/>
       <w:smallCaps/>
       <w:color w:val="1E1B18"/>
       <w:sz w:val="23"/>
+      <w:szCs w:val="23"/>
       <w:lang w:val="en-GB" w:eastAsia="en-GB" w:bidi="en-GB"/>
     </w:rPr>
   </w:style>
@@ -1233,18 +955,19 @@
       <w:pageBreakBefore w:val="0"/>
       <w:widowControl/>
       <w:spacing w:before="240" w:after="80" w:lineRule="auto" w:line="240"/>
-      <w:ind w:firstLine="0" w:left="0" w:right="0"/>
+      <w:ind w:left="0" w:right="0" w:firstLine="0"/>
       <w:jc w:val="left"/>
       <w:outlineLvl w:val="5"/>
     </w:pPr>
     <w:rPr>
-      <w:rFonts w:eastAsiaTheme="majorEastAsia" w:cstheme="majorBidi" w:ascii="EB Garamond" w:hAnsi="EB Garamond" w:cs="EB Garamond" w:eastAsia="EB Garamond"/>
+      <w:rFonts w:ascii="EB Garamond" w:hAnsi="EB Garamond" w:cs="EB Garamond" w:eastAsia="EB Garamond"/>
       <w:b w:val="0"/>
       <w:i w:val="0"/>
       <w:iCs/>
       <w:smallCaps/>
       <w:color w:val="1E1B18"/>
       <w:sz w:val="22"/>
+      <w:szCs w:val="22"/>
       <w:lang w:val="en-GB" w:eastAsia="en-GB" w:bidi="en-GB"/>
     </w:rPr>
   </w:style>
@@ -1264,17 +987,18 @@
       <w:pageBreakBefore w:val="0"/>
       <w:widowControl/>
       <w:spacing w:before="240" w:after="80" w:lineRule="auto" w:line="240"/>
-      <w:ind w:firstLine="0" w:left="0" w:right="0"/>
+      <w:ind w:left="0" w:right="0" w:firstLine="0"/>
       <w:jc w:val="left"/>
       <w:outlineLvl w:val="6"/>
     </w:pPr>
     <w:rPr>
-      <w:rFonts w:eastAsiaTheme="majorEastAsia" w:cstheme="majorBidi" w:ascii="EB Garamond" w:hAnsi="EB Garamond" w:cs="EB Garamond" w:eastAsia="EB Garamond"/>
+      <w:rFonts w:ascii="EB Garamond" w:hAnsi="EB Garamond" w:cs="EB Garamond" w:eastAsia="EB Garamond"/>
       <w:b w:val="0"/>
       <w:i w:val="0"/>
       <w:smallCaps w:val="0"/>
       <w:color w:val="1E1B18"/>
       <w:sz w:val="21"/>
+      <w:szCs w:val="21"/>
       <w:lang w:val="en-GB" w:eastAsia="en-GB" w:bidi="en-GB"/>
     </w:rPr>
   </w:style>
@@ -1294,18 +1018,19 @@
       <w:pageBreakBefore w:val="0"/>
       <w:widowControl/>
       <w:spacing w:after="80" w:before="240" w:lineRule="auto" w:line="240"/>
-      <w:ind w:firstLine="0" w:left="0" w:right="0"/>
+      <w:ind w:left="0" w:right="0" w:firstLine="0"/>
       <w:jc w:val="left"/>
       <w:outlineLvl w:val="7"/>
     </w:pPr>
     <w:rPr>
-      <w:rFonts w:eastAsiaTheme="majorEastAsia" w:cstheme="majorBidi" w:ascii="EB Garamond" w:hAnsi="EB Garamond" w:cs="EB Garamond" w:eastAsia="EB Garamond"/>
+      <w:rFonts w:ascii="EB Garamond" w:hAnsi="EB Garamond" w:cs="EB Garamond" w:eastAsia="EB Garamond"/>
       <w:b w:val="0"/>
       <w:i w:val="0"/>
       <w:iCs/>
       <w:smallCaps w:val="0"/>
       <w:color w:val="1E1B18"/>
       <w:sz w:val="20"/>
+      <w:szCs w:val="20"/>
       <w:lang w:val="en-GB" w:eastAsia="en-GB" w:bidi="en-GB"/>
     </w:rPr>
   </w:style>
@@ -1325,17 +1050,18 @@
       <w:pageBreakBefore w:val="0"/>
       <w:widowControl/>
       <w:spacing w:after="80" w:before="240" w:lineRule="auto" w:line="240"/>
-      <w:ind w:firstLine="0" w:left="0" w:right="0"/>
+      <w:ind w:left="0" w:right="0" w:firstLine="0"/>
       <w:jc w:val="left"/>
       <w:outlineLvl w:val="8"/>
     </w:pPr>
     <w:rPr>
-      <w:rFonts w:eastAsiaTheme="majorEastAsia" w:cstheme="majorBidi" w:ascii="EB Garamond" w:hAnsi="EB Garamond" w:cs="EB Garamond" w:eastAsia="EB Garamond"/>
+      <w:rFonts w:ascii="EB Garamond" w:hAnsi="EB Garamond" w:cs="EB Garamond" w:eastAsia="EB Garamond"/>
       <w:b w:val="0"/>
       <w:i w:val="0"/>
       <w:smallCaps w:val="0"/>
       <w:color w:val="1E1B18"/>
       <w:sz w:val="19"/>
+      <w:szCs w:val="19"/>
       <w:lang w:val="en-GB" w:eastAsia="en-GB" w:bidi="en-GB"/>
     </w:rPr>
   </w:style>
@@ -1346,10 +1072,14 @@
     <w:uiPriority w:val="9"/>
     <w:rsid w:val="00A10FD9"/>
     <w:rPr>
-      <w:rFonts w:asciiTheme="majorHAnsi" w:eastAsiaTheme="majorEastAsia" w:hAnsiTheme="majorHAnsi" w:cstheme="majorBidi"/>
-      <w:color w:val="0F4761" w:themeColor="accent1" w:themeShade="BF"/>
-      <w:sz w:val="40"/>
-      <w:szCs w:val="40"/>
+      <w:rFonts w:ascii="EB Garamond" w:hAnsi="EB Garamond" w:cs="EB Garamond" w:eastAsia="EB Garamond"/>
+      <w:b w:val="0"/>
+      <w:i w:val="0"/>
+      <w:smallCaps/>
+      <w:color w:val="1E1B18"/>
+      <w:sz w:val="34"/>
+      <w:szCs w:val="34"/>
+      <w:lang w:val="en-GB" w:eastAsia="en-GB" w:bidi="en-GB"/>
     </w:rPr>
   </w:style>
   <w:style w:type="character" w:customStyle="1" w:styleId="Heading2Char">
@@ -1360,10 +1090,14 @@
     <w:semiHidden/>
     <w:rsid w:val="00A10FD9"/>
     <w:rPr>
-      <w:rFonts w:asciiTheme="majorHAnsi" w:eastAsiaTheme="majorEastAsia" w:hAnsiTheme="majorHAnsi" w:cstheme="majorBidi"/>
-      <w:color w:val="0F4761" w:themeColor="accent1" w:themeShade="BF"/>
-      <w:sz w:val="32"/>
-      <w:szCs w:val="32"/>
+      <w:rFonts w:ascii="EB Garamond" w:hAnsi="EB Garamond" w:cs="EB Garamond" w:eastAsia="EB Garamond"/>
+      <w:b w:val="0"/>
+      <w:i w:val="0"/>
+      <w:smallCaps/>
+      <w:color w:val="1E1B18"/>
+      <w:sz w:val="29"/>
+      <w:szCs w:val="29"/>
+      <w:lang w:val="en-GB" w:eastAsia="en-GB" w:bidi="en-GB"/>
     </w:rPr>
   </w:style>
   <w:style w:type="character" w:customStyle="1" w:styleId="Heading3Char">
@@ -1374,10 +1108,14 @@
     <w:semiHidden/>
     <w:rsid w:val="00A10FD9"/>
     <w:rPr>
-      <w:rFonts w:eastAsiaTheme="majorEastAsia" w:cstheme="majorBidi"/>
-      <w:color w:val="0F4761" w:themeColor="accent1" w:themeShade="BF"/>
-      <w:sz w:val="28"/>
-      <w:szCs w:val="28"/>
+      <w:rFonts w:ascii="EB Garamond" w:hAnsi="EB Garamond" w:cs="EB Garamond" w:eastAsia="EB Garamond"/>
+      <w:b w:val="0"/>
+      <w:i w:val="0"/>
+      <w:smallCaps/>
+      <w:color w:val="1E1B18"/>
+      <w:sz w:val="22"/>
+      <w:szCs w:val="22"/>
+      <w:lang w:val="en-GB" w:eastAsia="en-GB" w:bidi="en-GB"/>
     </w:rPr>
   </w:style>
   <w:style w:type="character" w:customStyle="1" w:styleId="Heading4Char">
@@ -1388,10 +1126,15 @@
     <w:semiHidden/>
     <w:rsid w:val="00A10FD9"/>
     <w:rPr>
-      <w:rFonts w:eastAsiaTheme="majorEastAsia" w:cstheme="majorBidi"/>
-      <w:i/>
+      <w:rFonts w:ascii="EB Garamond" w:hAnsi="EB Garamond" w:cs="EB Garamond" w:eastAsia="EB Garamond"/>
+      <w:b w:val="0"/>
+      <w:i w:val="0"/>
       <w:iCs/>
-      <w:color w:val="0F4761" w:themeColor="accent1" w:themeShade="BF"/>
+      <w:smallCaps/>
+      <w:color w:val="1E1B18"/>
+      <w:sz w:val="24"/>
+      <w:szCs w:val="24"/>
+      <w:lang w:val="en-GB" w:eastAsia="en-GB" w:bidi="en-GB"/>
     </w:rPr>
   </w:style>
   <w:style w:type="character" w:customStyle="1" w:styleId="Heading5Char">
@@ -1402,8 +1145,14 @@
     <w:semiHidden/>
     <w:rsid w:val="00A10FD9"/>
     <w:rPr>
-      <w:rFonts w:eastAsiaTheme="majorEastAsia" w:cstheme="majorBidi"/>
-      <w:color w:val="0F4761" w:themeColor="accent1" w:themeShade="BF"/>
+      <w:rFonts w:ascii="EB Garamond" w:hAnsi="EB Garamond" w:cs="EB Garamond" w:eastAsia="EB Garamond"/>
+      <w:b w:val="0"/>
+      <w:i w:val="0"/>
+      <w:smallCaps/>
+      <w:color w:val="1E1B18"/>
+      <w:sz w:val="23"/>
+      <w:szCs w:val="23"/>
+      <w:lang w:val="en-GB" w:eastAsia="en-GB" w:bidi="en-GB"/>
     </w:rPr>
   </w:style>
   <w:style w:type="character" w:customStyle="1" w:styleId="Heading6Char">
@@ -1414,10 +1163,15 @@
     <w:semiHidden/>
     <w:rsid w:val="00A10FD9"/>
     <w:rPr>
-      <w:rFonts w:eastAsiaTheme="majorEastAsia" w:cstheme="majorBidi"/>
-      <w:i/>
+      <w:rFonts w:ascii="EB Garamond" w:hAnsi="EB Garamond" w:cs="EB Garamond" w:eastAsia="EB Garamond"/>
+      <w:b w:val="0"/>
+      <w:i w:val="0"/>
       <w:iCs/>
-      <w:color w:val="595959" w:themeColor="text1" w:themeTint="A6"/>
+      <w:smallCaps/>
+      <w:color w:val="1E1B18"/>
+      <w:sz w:val="22"/>
+      <w:szCs w:val="22"/>
+      <w:lang w:val="en-GB" w:eastAsia="en-GB" w:bidi="en-GB"/>
     </w:rPr>
   </w:style>
   <w:style w:type="character" w:customStyle="1" w:styleId="Heading7Char">
@@ -1428,8 +1182,14 @@
     <w:semiHidden/>
     <w:rsid w:val="00A10FD9"/>
     <w:rPr>
-      <w:rFonts w:eastAsiaTheme="majorEastAsia" w:cstheme="majorBidi"/>
-      <w:color w:val="595959" w:themeColor="text1" w:themeTint="A6"/>
+      <w:rFonts w:ascii="EB Garamond" w:hAnsi="EB Garamond" w:cs="EB Garamond" w:eastAsia="EB Garamond"/>
+      <w:b w:val="0"/>
+      <w:i w:val="0"/>
+      <w:smallCaps w:val="0"/>
+      <w:color w:val="1E1B18"/>
+      <w:sz w:val="21"/>
+      <w:szCs w:val="21"/>
+      <w:lang w:val="en-GB" w:eastAsia="en-GB" w:bidi="en-GB"/>
     </w:rPr>
   </w:style>
   <w:style w:type="character" w:customStyle="1" w:styleId="Heading8Char">
@@ -1440,10 +1200,15 @@
     <w:semiHidden/>
     <w:rsid w:val="00A10FD9"/>
     <w:rPr>
-      <w:rFonts w:eastAsiaTheme="majorEastAsia" w:cstheme="majorBidi"/>
-      <w:i/>
+      <w:rFonts w:ascii="EB Garamond" w:hAnsi="EB Garamond" w:cs="EB Garamond" w:eastAsia="EB Garamond"/>
+      <w:b w:val="0"/>
+      <w:i w:val="0"/>
       <w:iCs/>
-      <w:color w:val="272727" w:themeColor="text1" w:themeTint="D8"/>
+      <w:smallCaps w:val="0"/>
+      <w:color w:val="1E1B18"/>
+      <w:sz w:val="20"/>
+      <w:szCs w:val="20"/>
+      <w:lang w:val="en-GB" w:eastAsia="en-GB" w:bidi="en-GB"/>
     </w:rPr>
   </w:style>
   <w:style w:type="character" w:customStyle="1" w:styleId="Heading9Char">
@@ -1454,8 +1219,14 @@
     <w:semiHidden/>
     <w:rsid w:val="00A10FD9"/>
     <w:rPr>
-      <w:rFonts w:eastAsiaTheme="majorEastAsia" w:cstheme="majorBidi"/>
-      <w:color w:val="272727" w:themeColor="text1" w:themeTint="D8"/>
+      <w:rFonts w:ascii="EB Garamond" w:hAnsi="EB Garamond" w:cs="EB Garamond" w:eastAsia="EB Garamond"/>
+      <w:b w:val="0"/>
+      <w:i w:val="0"/>
+      <w:smallCaps w:val="0"/>
+      <w:color w:val="1E1B18"/>
+      <w:sz w:val="19"/>
+      <w:szCs w:val="19"/>
+      <w:lang w:val="en-GB" w:eastAsia="en-GB" w:bidi="en-GB"/>
     </w:rPr>
   </w:style>
   <w:style w:type="paragraph" w:styleId="BlockText">
@@ -1481,6 +1252,7 @@
       <w:smallCaps w:val="0"/>
       <w:color w:val="1E1B18"/>
       <w:sz w:val="21"/>
+      <w:szCs w:val="21"/>
       <w:lang w:val="en-GB" w:eastAsia="en-GB" w:bidi="en-GB"/>
     </w:rPr>
   </w:style>
@@ -1497,7 +1269,7 @@
       <w:pageBreakBefore w:val="0"/>
       <w:widowControl/>
       <w:spacing w:before="0" w:after="0" w:lineRule="auto" w:line="240"/>
-      <w:ind w:firstLine="0" w:left="0" w:right="0"/>
+      <w:ind w:left="0" w:right="0" w:firstLine="0"/>
       <w:jc w:val="left"/>
     </w:pPr>
     <w:rPr>
@@ -1507,6 +1279,7 @@
       <w:smallCaps w:val="0"/>
       <w:color w:val="1E1B18"/>
       <w:sz w:val="18"/>
+      <w:szCs w:val="18"/>
       <w:lang w:val="en-GB" w:eastAsia="en-GB" w:bidi="en-GB"/>
     </w:rPr>
   </w:style>
@@ -1533,6 +1306,7 @@
       <w:smallCaps w:val="0"/>
       <w:color w:val="1E1B18"/>
       <w:sz w:val="18"/>
+      <w:szCs w:val="18"/>
       <w:lang w:val="en-GB" w:eastAsia="en-GB" w:bidi="en-GB"/>
     </w:rPr>
   </w:style>
@@ -1540,6 +1314,16 @@
     <w:name w:val="Default Paragraph Font"/>
     <w:semiHidden/>
     <w:unhideWhenUsed/>
+    <w:rPr>
+      <w:rFonts w:ascii="EB Garamond" w:hAnsi="EB Garamond" w:cs="EB Garamond" w:eastAsia="EB Garamond"/>
+      <w:b w:val="0"/>
+      <w:i w:val="0"/>
+      <w:smallCaps w:val="0"/>
+      <w:color w:val="1E1B18"/>
+      <w:sz w:val="22"/>
+      <w:szCs w:val="22"/>
+      <w:lang w:val="en-GB" w:eastAsia="en-GB" w:bidi="en-GB"/>
+    </w:rPr>
   </w:style>
   <w:style w:type="table" w:default="1" w:styleId="Table">
     <w:name w:val="Table"/>
@@ -1592,7 +1376,7 @@
       <w:pageBreakBefore w:val="0"/>
       <w:widowControl/>
       <w:spacing w:before="120" w:after="160" w:lineRule="auto" w:line="240"/>
-      <w:ind w:firstLine="0" w:left="0" w:right="0"/>
+      <w:ind w:left="0" w:right="0" w:firstLine="0"/>
       <w:jc w:val="center"/>
     </w:pPr>
     <w:rPr>
@@ -1602,6 +1386,7 @@
       <w:smallCaps w:val="0"/>
       <w:color w:val="1E1B18"/>
       <w:sz w:val="18"/>
+      <w:szCs w:val="18"/>
       <w:lang w:val="en-GB" w:eastAsia="en-GB" w:bidi="en-GB"/>
     </w:rPr>
   </w:style>
@@ -1614,7 +1399,7 @@
       <w:pageBreakBefore w:val="0"/>
       <w:widowControl/>
       <w:spacing w:before="120" w:after="160" w:lineRule="auto" w:line="240"/>
-      <w:ind w:firstLine="0" w:left="0" w:right="0"/>
+      <w:ind w:left="0" w:right="0" w:firstLine="0"/>
       <w:jc w:val="center"/>
     </w:pPr>
     <w:rPr>
@@ -1624,6 +1409,7 @@
       <w:smallCaps w:val="0"/>
       <w:color w:val="1E1B18"/>
       <w:sz w:val="18"/>
+      <w:szCs w:val="18"/>
       <w:lang w:val="en-GB" w:eastAsia="en-GB" w:bidi="en-GB"/>
     </w:rPr>
   </w:style>
@@ -1636,7 +1422,7 @@
       <w:pageBreakBefore w:val="0"/>
       <w:widowControl/>
       <w:spacing w:before="120" w:after="160" w:lineRule="auto" w:line="240"/>
-      <w:ind w:firstLine="0" w:left="0" w:right="0"/>
+      <w:ind w:left="0" w:right="0" w:firstLine="0"/>
       <w:jc w:val="center"/>
     </w:pPr>
     <w:rPr>
@@ -1646,6 +1432,7 @@
       <w:smallCaps w:val="0"/>
       <w:color w:val="1E1B18"/>
       <w:sz w:val="18"/>
+      <w:szCs w:val="18"/>
       <w:lang w:val="en-GB" w:eastAsia="en-GB" w:bidi="en-GB"/>
     </w:rPr>
   </w:style>
@@ -1664,6 +1451,16 @@
     <w:name w:val="Body Text Char"/>
     <w:basedOn w:val="DefaultParagraphFont"/>
     <w:link w:val="BodyText"/>
+    <w:rPr>
+      <w:rFonts w:ascii="EB Garamond" w:hAnsi="EB Garamond" w:cs="EB Garamond" w:eastAsia="EB Garamond"/>
+      <w:b w:val="0"/>
+      <w:i w:val="0"/>
+      <w:smallCaps w:val="0"/>
+      <w:color w:val="1E1B18"/>
+      <w:sz w:val="22"/>
+      <w:szCs w:val="22"/>
+      <w:lang w:val="en-GB" w:eastAsia="en-GB" w:bidi="en-GB"/>
+    </w:rPr>
   </w:style>
   <w:style w:type="character" w:customStyle="1" w:styleId="VerbatimChar">
     <w:name w:val="Verbatim Char"/>
@@ -1720,7 +1517,7 @@
       <w:pageBreakBefore/>
       <w:widowControl w:val="0"/>
       <w:spacing w:before="1520" w:after="520" w:lineRule="auto" w:line="240"/>
-      <w:ind w:firstLine="0" w:left="0" w:right="0"/>
+      <w:ind w:left="0" w:right="0" w:firstLine="0"/>
       <w:jc w:val="center"/>
     </w:pPr>
     <w:rPr>
@@ -1730,6 +1527,7 @@
       <w:smallCaps/>
       <w:color w:val="1E1B18"/>
       <w:sz w:val="20"/>
+      <w:szCs w:val="20"/>
       <w:lang w:val="en-GB" w:eastAsia="en-GB" w:bidi="en-GB"/>
       <w:spacing w:val="24"/>
     </w:rPr>
@@ -1745,7 +1543,7 @@
       <w:pageBreakBefore w:val="0"/>
       <w:widowControl w:val="0"/>
       <w:spacing w:before="0" w:after="40" w:lineRule="auto" w:line="240"/>
-      <w:ind w:firstLine="0" w:left="0" w:right="0"/>
+      <w:ind w:left="0" w:right="0" w:firstLine="0"/>
       <w:jc w:val="center"/>
     </w:pPr>
     <w:rPr>
@@ -1755,6 +1553,7 @@
       <w:smallCaps/>
       <w:color w:val="1E1B18"/>
       <w:sz w:val="34"/>
+      <w:szCs w:val="34"/>
       <w:lang w:val="en-GB" w:eastAsia="en-GB" w:bidi="en-GB"/>
     </w:rPr>
   </w:style>
@@ -1769,7 +1568,7 @@
       <w:pageBreakBefore w:val="0"/>
       <w:widowControl w:val="0"/>
       <w:spacing w:before="0" w:after="860" w:lineRule="auto" w:line="240"/>
-      <w:ind w:firstLine="0" w:left="2189" w:right="2189"/>
+      <w:ind w:left="2189" w:right="2189" w:firstLine="0"/>
       <w:jc w:val="center"/>
       <w:pBdr>
         <w:bottom w:val="single" w:sz="3" w:space="0" w:color="8A6A2A"/>
@@ -1782,6 +1581,7 @@
       <w:smallCaps w:val="0"/>
       <w:color w:val="1E1B18"/>
       <w:sz w:val="2"/>
+      <w:szCs w:val="2"/>
       <w:lang w:val="en-GB" w:eastAsia="en-GB" w:bidi="en-GB"/>
     </w:rPr>
   </w:style>
@@ -1796,7 +1596,7 @@
       <w:pageBreakBefore w:val="0"/>
       <w:widowControl/>
       <w:spacing w:before="0" w:after="240" w:lineRule="auto" w:line="240"/>
-      <w:ind w:firstLine="0" w:left="0" w:right="0"/>
+      <w:ind w:left="0" w:right="0" w:firstLine="0"/>
       <w:jc w:val="center"/>
     </w:pPr>
     <w:rPr>
@@ -1806,6 +1606,7 @@
       <w:smallCaps w:val="0"/>
       <w:color w:val="1E1B18"/>
       <w:sz w:val="18"/>
+      <w:szCs w:val="18"/>
       <w:lang w:val="en-GB" w:eastAsia="en-GB" w:bidi="en-GB"/>
     </w:rPr>
   </w:style>
@@ -1819,7 +1620,7 @@
       <w:pageBreakBefore/>
       <w:widowControl w:val="0"/>
       <w:spacing w:before="3020" w:after="440" w:lineRule="auto" w:line="240"/>
-      <w:ind w:firstLine="0" w:left="0" w:right="0"/>
+      <w:ind w:left="0" w:right="0" w:firstLine="0"/>
       <w:jc w:val="center"/>
     </w:pPr>
     <w:rPr>
@@ -1828,7 +1629,8 @@
       <w:i w:val="0"/>
       <w:smallCaps/>
       <w:color w:val="1E1B18"/>
-      <w:sz w:val="28"/>
+      <w:sz w:val="29"/>
+      <w:szCs w:val="29"/>
       <w:lang w:val="en-GB" w:eastAsia="en-GB" w:bidi="en-GB"/>
       <w:spacing w:val="32"/>
     </w:rPr>
@@ -1843,7 +1645,7 @@
       <w:pageBreakBefore w:val="0"/>
       <w:widowControl w:val="0"/>
       <w:spacing w:before="0" w:after="0" w:lineRule="auto" w:line="240"/>
-      <w:ind w:firstLine="0" w:left="1368" w:right="1368"/>
+      <w:ind w:left="1368" w:right="1368" w:firstLine="0"/>
       <w:jc w:val="center"/>
       <w:pBdr>
         <w:bottom w:val="single" w:sz="3" w:space="18" w:color="8A6A2A"/>
@@ -1855,7 +1657,8 @@
       <w:i/>
       <w:smallCaps w:val="0"/>
       <w:color w:val="1E1B18"/>
-      <w:sz w:val="49"/>
+      <w:sz w:val="50"/>
+      <w:szCs w:val="50"/>
       <w:lang w:val="en-GB" w:eastAsia="en-GB" w:bidi="en-GB"/>
     </w:rPr>
   </w:style>
@@ -1869,7 +1672,7 @@
       <w:pageBreakBefore/>
       <w:widowControl w:val="0"/>
       <w:spacing w:before="1940" w:after="240" w:lineRule="auto" w:line="240"/>
-      <w:ind w:firstLine="0" w:left="0" w:right="0"/>
+      <w:ind w:left="0" w:right="0" w:firstLine="0"/>
       <w:jc w:val="center"/>
     </w:pPr>
     <w:rPr>
@@ -1878,7 +1681,8 @@
       <w:i w:val="0"/>
       <w:smallCaps/>
       <w:color w:val="1E1B18"/>
-      <w:sz w:val="28"/>
+      <w:sz w:val="29"/>
+      <w:szCs w:val="29"/>
       <w:lang w:val="en-GB" w:eastAsia="en-GB" w:bidi="en-GB"/>
     </w:rPr>
   </w:style>
@@ -1892,7 +1696,7 @@
       <w:pageBreakBefore w:val="0"/>
       <w:widowControl/>
       <w:spacing w:before="1800" w:after="0" w:lineRule="auto" w:line="250"/>
-      <w:ind w:firstLine="0" w:left="1080" w:right="1080"/>
+      <w:ind w:left="1080" w:right="1080" w:firstLine="0"/>
       <w:jc w:val="left"/>
     </w:pPr>
     <w:rPr>
@@ -1901,7 +1705,8 @@
       <w:i/>
       <w:smallCaps w:val="0"/>
       <w:color w:val="1E1B18"/>
-      <w:sz w:val="21"/>
+      <w:sz w:val="22"/>
+      <w:szCs w:val="22"/>
       <w:lang w:val="en-GB" w:eastAsia="en-GB" w:bidi="en-GB"/>
     </w:rPr>
   </w:style>
@@ -1916,7 +1721,7 @@
       <w:pageBreakBefore w:val="0"/>
       <w:widowControl/>
       <w:spacing w:before="280" w:after="80" w:lineRule="auto" w:line="240"/>
-      <w:ind w:firstLine="0" w:left="0" w:right="0"/>
+      <w:ind w:left="0" w:right="0" w:firstLine="0"/>
       <w:jc w:val="center"/>
     </w:pPr>
     <w:rPr>
@@ -1926,6 +1731,7 @@
       <w:smallCaps/>
       <w:color w:val="1E1B18"/>
       <w:sz w:val="24"/>
+      <w:szCs w:val="24"/>
       <w:lang w:val="en-GB" w:eastAsia="en-GB" w:bidi="en-GB"/>
     </w:rPr>
   </w:style>
@@ -1940,7 +1746,7 @@
       <w:pageBreakBefore w:val="0"/>
       <w:widowControl/>
       <w:spacing w:before="0" w:after="200" w:lineRule="auto" w:line="240"/>
-      <w:ind w:firstLine="0" w:left="0" w:right="0"/>
+      <w:ind w:left="0" w:right="0" w:firstLine="0"/>
       <w:jc w:val="center"/>
     </w:pPr>
     <w:rPr>
@@ -1949,7 +1755,8 @@
       <w:i/>
       <w:smallCaps w:val="0"/>
       <w:color w:val="1E1B18"/>
-      <w:sz w:val="21"/>
+      <w:sz w:val="22"/>
+      <w:szCs w:val="22"/>
       <w:lang w:val="en-GB" w:eastAsia="en-GB" w:bidi="en-GB"/>
     </w:rPr>
   </w:style>
@@ -1963,7 +1770,7 @@
       <w:pageBreakBefore w:val="0"/>
       <w:widowControl/>
       <w:spacing w:before="0" w:after="0" w:lineRule="auto" w:line="250"/>
-      <w:ind w:firstLine="0" w:left="504" w:right="994"/>
+      <w:ind w:left="504" w:right="994" w:firstLine="0"/>
       <w:jc w:val="left"/>
     </w:pPr>
     <w:rPr>
@@ -1973,6 +1780,7 @@
       <w:smallCaps w:val="0"/>
       <w:color w:val="1E1B18"/>
       <w:sz w:val="20"/>
+      <w:szCs w:val="20"/>
       <w:lang w:val="en-GB" w:eastAsia="en-GB" w:bidi="en-GB"/>
     </w:rPr>
   </w:style>
@@ -1986,7 +1794,7 @@
       <w:pageBreakBefore w:val="0"/>
       <w:widowControl/>
       <w:spacing w:before="0" w:after="70" w:lineRule="auto" w:line="250"/>
-      <w:ind w:firstLine="0" w:left="259" w:right="0"/>
+      <w:ind w:left="259" w:right="0" w:firstLine="0"/>
       <w:jc w:val="left"/>
       <w:pBdr>
         <w:left w:val="single" w:sz="10" w:space="9" w:color="8A6A2A"/>
@@ -1999,6 +1807,7 @@
       <w:smallCaps w:val="0"/>
       <w:color w:val="1E1B18"/>
       <w:sz w:val="20"/>
+      <w:szCs w:val="20"/>
       <w:lang w:val="en-GB" w:eastAsia="en-GB" w:bidi="en-GB"/>
     </w:rPr>
   </w:style>
@@ -2012,7 +1821,7 @@
       <w:pageBreakBefore w:val="0"/>
       <w:widowControl/>
       <w:spacing w:before="0" w:after="70" w:lineRule="auto" w:line="250"/>
-      <w:ind w:firstLine="0" w:left="518" w:right="0"/>
+      <w:ind w:left="518" w:right="0" w:firstLine="0"/>
       <w:jc w:val="left"/>
       <w:pBdr>
         <w:left w:val="single" w:sz="10" w:space="9" w:color="8A6A2A"/>
@@ -2025,6 +1834,7 @@
       <w:smallCaps w:val="0"/>
       <w:color w:val="1E1B18"/>
       <w:sz w:val="20"/>
+      <w:szCs w:val="20"/>
       <w:lang w:val="en-GB" w:eastAsia="en-GB" w:bidi="en-GB"/>
     </w:rPr>
   </w:style>
@@ -2038,7 +1848,7 @@
       <w:pageBreakBefore w:val="0"/>
       <w:widowControl/>
       <w:spacing w:before="0" w:after="70" w:lineRule="auto" w:line="250"/>
-      <w:ind w:firstLine="0" w:left="778" w:right="0"/>
+      <w:ind w:left="778" w:right="0" w:firstLine="0"/>
       <w:jc w:val="left"/>
       <w:pBdr>
         <w:left w:val="single" w:sz="10" w:space="9" w:color="8A6A2A"/>
@@ -2051,6 +1861,7 @@
       <w:smallCaps w:val="0"/>
       <w:color w:val="1E1B18"/>
       <w:sz w:val="20"/>
+      <w:szCs w:val="20"/>
       <w:lang w:val="en-GB" w:eastAsia="en-GB" w:bidi="en-GB"/>
     </w:rPr>
   </w:style>
@@ -2064,7 +1875,7 @@
       <w:pageBreakBefore w:val="0"/>
       <w:widowControl/>
       <w:spacing w:before="40" w:after="70" w:lineRule="auto" w:line="240"/>
-      <w:ind w:firstLine="0" w:left="259" w:right="0"/>
+      <w:ind w:left="259" w:right="0" w:firstLine="0"/>
       <w:jc w:val="center"/>
       <w:pBdr>
         <w:left w:val="single" w:sz="10" w:space="9" w:color="8A6A2A"/>
@@ -2077,6 +1888,7 @@
       <w:smallCaps w:val="0"/>
       <w:color w:val="1E1B18"/>
       <w:sz w:val="20"/>
+      <w:szCs w:val="20"/>
       <w:lang w:val="en-GB" w:eastAsia="en-GB" w:bidi="en-GB"/>
     </w:rPr>
   </w:style>
@@ -2090,7 +1902,7 @@
       <w:pageBreakBefore w:val="0"/>
       <w:widowControl w:val="0"/>
       <w:spacing w:before="200" w:after="240" w:lineRule="auto" w:line="240"/>
-      <w:ind w:firstLine="0" w:left="2318" w:right="2318"/>
+      <w:ind w:left="2318" w:right="2318" w:firstLine="0"/>
       <w:jc w:val="center"/>
       <w:pBdr>
         <w:bottom w:val="single" w:sz="2" w:space="0" w:color="8A6A2A"/>
@@ -2103,6 +1915,7 @@
       <w:smallCaps w:val="0"/>
       <w:color w:val="1E1B18"/>
       <w:sz w:val="2"/>
+      <w:szCs w:val="2"/>
       <w:lang w:val="en-GB" w:eastAsia="en-GB" w:bidi="en-GB"/>
     </w:rPr>
   </w:style>
@@ -2116,7 +1929,7 @@
       <w:pageBreakBefore w:val="0"/>
       <w:widowControl/>
       <w:spacing w:before="0" w:after="110" w:lineRule="auto" w:line="240"/>
-      <w:ind w:firstLine="0" w:left="0" w:right="0"/>
+      <w:ind w:left="0" w:right="0" w:firstLine="0"/>
       <w:jc w:val="both"/>
     </w:pPr>
     <w:rPr>
@@ -2126,6 +1939,7 @@
       <w:smallCaps w:val="0"/>
       <w:color w:val="1E1B18"/>
       <w:sz w:val="22"/>
+      <w:szCs w:val="22"/>
       <w:lang w:val="en-GB" w:eastAsia="en-GB" w:bidi="en-GB"/>
     </w:rPr>
   </w:style>
@@ -2139,7 +1953,7 @@
       <w:pageBreakBefore w:val="0"/>
       <w:widowControl/>
       <w:spacing w:before="0" w:after="0" w:lineRule="auto" w:line="259"/>
-      <w:ind w:hanging="396" w:left="396" w:right="0"/>
+      <w:ind w:left="396" w:right="0" w:hanging="396"/>
       <w:jc w:val="both"/>
     </w:pPr>
     <w:rPr>
@@ -2149,6 +1963,7 @@
       <w:smallCaps w:val="0"/>
       <w:color w:val="1E1B18"/>
       <w:sz w:val="22"/>
+      <w:szCs w:val="22"/>
       <w:lang w:val="en-GB" w:eastAsia="en-GB" w:bidi="en-GB"/>
     </w:rPr>
   </w:style>
@@ -2162,7 +1977,7 @@
       <w:pageBreakBefore w:val="0"/>
       <w:widowControl/>
       <w:spacing w:before="60" w:after="120" w:lineRule="auto" w:line="240"/>
-      <w:ind w:firstLine="0" w:left="0" w:right="0"/>
+      <w:ind w:left="0" w:right="0" w:firstLine="0"/>
       <w:jc w:val="left"/>
     </w:pPr>
     <w:rPr>
@@ -2172,6 +1987,7 @@
       <w:smallCaps w:val="0"/>
       <w:color w:val="1E1B18"/>
       <w:sz w:val="18"/>
+      <w:szCs w:val="18"/>
       <w:lang w:val="en-GB" w:eastAsia="en-GB" w:bidi="en-GB"/>
     </w:rPr>
   </w:style>
